--- a/examples/projects/rokel/reports/Rokel_Geophysical_Survey_Report.docx
+++ b/examples/projects/rokel/reports/Rokel_Geophysical_Survey_Report.docx
@@ -165,6 +165,159 @@
           <w:i w:val="0"/>
         </w:rPr>
         <w:t>The project area lies within the Freetown Basic Complex. The Freetown Complex is a layered gabbroic anorthosite intrusion emplaced against gneisses and schists of the Kasila Group, and it forms part of the Peninsula and Banana Islands. It is thought to have been formed by multiple injections of magma that occurred intermittently. Groundwater potential within the Freetown Basic Complex is found within weathered and fractured zones of these igneous (crystalline) rocks. Groundwater quality and quantity can be high if the borehole is properly located through appropriate hydrogeological and geophysical investigations.</w:t>
+      </w:r>
+    </w:p>
+    <w:p>
+      <w:pPr>
+        <w:jc w:val="center"/>
+      </w:pPr>
+      <w:r>
+        <w:drawing>
+          <wp:inline xmlns:a="http://schemas.openxmlformats.org/drawingml/2006/main" xmlns:pic="http://schemas.openxmlformats.org/drawingml/2006/picture">
+            <wp:extent cx="5400000" cy="5469742"/>
+            <wp:docPr id="1" name="Picture 1"/>
+            <wp:cNvGraphicFramePr>
+              <a:graphicFrameLocks noChangeAspect="1"/>
+            </wp:cNvGraphicFramePr>
+            <a:graphic>
+              <a:graphicData uri="http://schemas.openxmlformats.org/drawingml/2006/picture">
+                <pic:pic>
+                  <pic:nvPicPr>
+                    <pic:cNvPr id="0" name="admin_map.png"/>
+                    <pic:cNvPicPr/>
+                  </pic:nvPicPr>
+                  <pic:blipFill>
+                    <a:blip r:embed="rId10"/>
+                    <a:stretch>
+                      <a:fillRect/>
+                    </a:stretch>
+                  </pic:blipFill>
+                  <pic:spPr>
+                    <a:xfrm>
+                      <a:off x="0" y="0"/>
+                      <a:ext cx="5400000" cy="5469742"/>
+                    </a:xfrm>
+                    <a:prstGeom prst="rect"/>
+                  </pic:spPr>
+                </pic:pic>
+              </a:graphicData>
+            </a:graphic>
+          </wp:inline>
+        </w:drawing>
+      </w:r>
+    </w:p>
+    <w:p>
+      <w:pPr>
+        <w:jc w:val="center"/>
+      </w:pPr>
+      <w:r>
+        <w:rPr>
+          <w:b/>
+          <w:sz w:val="18"/>
+        </w:rPr>
+        <w:t>Figure 1. Location of Rokel. Boundaries from geoBoundaries (CC BY 4.0).</w:t>
+      </w:r>
+    </w:p>
+    <w:p>
+      <w:pPr>
+        <w:jc w:val="center"/>
+      </w:pPr>
+      <w:r>
+        <w:drawing>
+          <wp:inline xmlns:a="http://schemas.openxmlformats.org/drawingml/2006/main" xmlns:pic="http://schemas.openxmlformats.org/drawingml/2006/picture">
+            <wp:extent cx="5400000" cy="3257729"/>
+            <wp:docPr id="2" name="Picture 2"/>
+            <wp:cNvGraphicFramePr>
+              <a:graphicFrameLocks noChangeAspect="1"/>
+            </wp:cNvGraphicFramePr>
+            <a:graphic>
+              <a:graphicData uri="http://schemas.openxmlformats.org/drawingml/2006/picture">
+                <pic:pic>
+                  <pic:nvPicPr>
+                    <pic:cNvPr id="0" name="hydro_local_map.png"/>
+                    <pic:cNvPicPr/>
+                  </pic:nvPicPr>
+                  <pic:blipFill>
+                    <a:blip r:embed="rId11"/>
+                    <a:stretch>
+                      <a:fillRect/>
+                    </a:stretch>
+                  </pic:blipFill>
+                  <pic:spPr>
+                    <a:xfrm>
+                      <a:off x="0" y="0"/>
+                      <a:ext cx="5400000" cy="3257729"/>
+                    </a:xfrm>
+                    <a:prstGeom prst="rect"/>
+                  </pic:spPr>
+                </pic:pic>
+              </a:graphicData>
+            </a:graphic>
+          </wp:inline>
+        </w:drawing>
+      </w:r>
+    </w:p>
+    <w:p>
+      <w:pPr>
+        <w:jc w:val="center"/>
+      </w:pPr>
+      <w:r>
+        <w:rPr>
+          <w:b/>
+          <w:sz w:val="18"/>
+        </w:rPr>
+        <w:t>Figure 2. Aquifer type and productivity around the site, from the BGS Africa Groundwater Atlas country map (CC BY-SA 4.0).</w:t>
+      </w:r>
+    </w:p>
+    <w:p>
+      <w:pPr>
+        <w:jc w:val="center"/>
+      </w:pPr>
+      <w:r>
+        <w:drawing>
+          <wp:inline xmlns:a="http://schemas.openxmlformats.org/drawingml/2006/main" xmlns:pic="http://schemas.openxmlformats.org/drawingml/2006/picture">
+            <wp:extent cx="5400000" cy="4002595"/>
+            <wp:docPr id="3" name="Picture 3"/>
+            <wp:cNvGraphicFramePr>
+              <a:graphicFrameLocks noChangeAspect="1"/>
+            </wp:cNvGraphicFramePr>
+            <a:graphic>
+              <a:graphicData uri="http://schemas.openxmlformats.org/drawingml/2006/picture">
+                <pic:pic>
+                  <pic:nvPicPr>
+                    <pic:cNvPr id="0" name="geology_local_map.png"/>
+                    <pic:cNvPicPr/>
+                  </pic:nvPicPr>
+                  <pic:blipFill>
+                    <a:blip r:embed="rId12"/>
+                    <a:stretch>
+                      <a:fillRect/>
+                    </a:stretch>
+                  </pic:blipFill>
+                  <pic:spPr>
+                    <a:xfrm>
+                      <a:off x="0" y="0"/>
+                      <a:ext cx="5400000" cy="4002595"/>
+                    </a:xfrm>
+                    <a:prstGeom prst="rect"/>
+                  </pic:spPr>
+                </pic:pic>
+              </a:graphicData>
+            </a:graphic>
+          </wp:inline>
+        </w:drawing>
+      </w:r>
+    </w:p>
+    <w:p>
+      <w:pPr>
+        <w:jc w:val="center"/>
+      </w:pPr>
+      <w:r>
+        <w:rPr>
+          <w:b/>
+          <w:sz w:val="18"/>
+        </w:rPr>
+        <w:t>Figure 3. Geological setting around the site, from the USGS Geologic Map of Africa (1:5,000,000). The Geology of Sierra Leone map (Ministry of Water Resources/SALWACO, 2017) gives the detailed local formations.</w:t>
       </w:r>
     </w:p>
     <w:p>
@@ -355,7 +508,7 @@
           <w:b w:val="0"/>
           <w:i w:val="0"/>
         </w:rPr>
-        <w:t>Table 1 presents the Schlumberger array VES data recorded at point A (1), from which the sounding curve of apparent resistivity against half the current electrode spacing (AB/2) in Figure 1 is plotted.</w:t>
+        <w:t>Table 1 presents the Schlumberger array VES data recorded at point A (1), from which the sounding curve of apparent resistivity against half the current electrode spacing (AB/2) in Figure 4 is plotted.</w:t>
       </w:r>
     </w:p>
     <w:tbl>
@@ -1817,7 +1970,7 @@
         <w:drawing>
           <wp:inline xmlns:a="http://schemas.openxmlformats.org/drawingml/2006/main" xmlns:pic="http://schemas.openxmlformats.org/drawingml/2006/picture">
             <wp:extent cx="5400000" cy="2806299"/>
-            <wp:docPr id="1" name="Picture 1"/>
+            <wp:docPr id="4" name="Picture 4"/>
             <wp:cNvGraphicFramePr>
               <a:graphicFrameLocks noChangeAspect="1"/>
             </wp:cNvGraphicFramePr>
@@ -1829,7 +1982,7 @@
                     <pic:cNvPicPr/>
                   </pic:nvPicPr>
                   <pic:blipFill>
-                    <a:blip r:embed="rId10"/>
+                    <a:blip r:embed="rId13"/>
                     <a:stretch>
                       <a:fillRect/>
                     </a:stretch>
@@ -1857,7 +2010,7 @@
           <w:b/>
           <w:sz w:val="18"/>
         </w:rPr>
-        <w:t>Figure 1. Schlumberger array VES curve and model at point A (1).</w:t>
+        <w:t>Figure 4. Schlumberger array VES curve and model at point A (1).</w:t>
       </w:r>
     </w:p>
     <w:p>
@@ -2135,7 +2288,7 @@
         <w:drawing>
           <wp:inline xmlns:a="http://schemas.openxmlformats.org/drawingml/2006/main" xmlns:pic="http://schemas.openxmlformats.org/drawingml/2006/picture">
             <wp:extent cx="5400000" cy="4280861"/>
-            <wp:docPr id="2" name="Picture 2"/>
+            <wp:docPr id="5" name="Picture 5"/>
             <wp:cNvGraphicFramePr>
               <a:graphicFrameLocks noChangeAspect="1"/>
             </wp:cNvGraphicFramePr>
@@ -2147,7 +2300,7 @@
                     <pic:cNvPicPr/>
                   </pic:nvPicPr>
                   <pic:blipFill>
-                    <a:blip r:embed="rId11"/>
+                    <a:blip r:embed="rId14"/>
                     <a:stretch>
                       <a:fillRect/>
                     </a:stretch>
@@ -2175,7 +2328,7 @@
           <w:b/>
           <w:sz w:val="18"/>
         </w:rPr>
-        <w:t>Figure 2. Pseudo-section showing resistivity and layer thicknesses at point A (1).</w:t>
+        <w:t>Figure 5. Pseudo-section showing resistivity and layer thicknesses at point A (1).</w:t>
       </w:r>
     </w:p>
     <w:p>
@@ -2204,7 +2357,7 @@
           <w:b w:val="0"/>
           <w:i w:val="0"/>
         </w:rPr>
-        <w:t>Table 3 presents the Schlumberger array VES data recorded at point B (2), from which the sounding curve of apparent resistivity against half the current electrode spacing (AB/2) in Figure 3 is plotted.</w:t>
+        <w:t>Table 3 presents the Schlumberger array VES data recorded at point B (2), from which the sounding curve of apparent resistivity against half the current electrode spacing (AB/2) in Figure 6 is plotted.</w:t>
       </w:r>
     </w:p>
     <w:tbl>
@@ -3666,7 +3819,7 @@
         <w:drawing>
           <wp:inline xmlns:a="http://schemas.openxmlformats.org/drawingml/2006/main" xmlns:pic="http://schemas.openxmlformats.org/drawingml/2006/picture">
             <wp:extent cx="5400000" cy="2806299"/>
-            <wp:docPr id="3" name="Picture 3"/>
+            <wp:docPr id="6" name="Picture 6"/>
             <wp:cNvGraphicFramePr>
               <a:graphicFrameLocks noChangeAspect="1"/>
             </wp:cNvGraphicFramePr>
@@ -3678,7 +3831,7 @@
                     <pic:cNvPicPr/>
                   </pic:nvPicPr>
                   <pic:blipFill>
-                    <a:blip r:embed="rId12"/>
+                    <a:blip r:embed="rId15"/>
                     <a:stretch>
                       <a:fillRect/>
                     </a:stretch>
@@ -3706,7 +3859,7 @@
           <w:b/>
           <w:sz w:val="18"/>
         </w:rPr>
-        <w:t>Figure 3. Schlumberger array VES curve and model at point B (2).</w:t>
+        <w:t>Figure 6. Schlumberger array VES curve and model at point B (2).</w:t>
       </w:r>
     </w:p>
     <w:p>
@@ -3926,7 +4079,7 @@
         <w:drawing>
           <wp:inline xmlns:a="http://schemas.openxmlformats.org/drawingml/2006/main" xmlns:pic="http://schemas.openxmlformats.org/drawingml/2006/picture">
             <wp:extent cx="5400000" cy="4280861"/>
-            <wp:docPr id="4" name="Picture 4"/>
+            <wp:docPr id="7" name="Picture 7"/>
             <wp:cNvGraphicFramePr>
               <a:graphicFrameLocks noChangeAspect="1"/>
             </wp:cNvGraphicFramePr>
@@ -3938,7 +4091,7 @@
                     <pic:cNvPicPr/>
                   </pic:nvPicPr>
                   <pic:blipFill>
-                    <a:blip r:embed="rId13"/>
+                    <a:blip r:embed="rId16"/>
                     <a:stretch>
                       <a:fillRect/>
                     </a:stretch>
@@ -3966,7 +4119,7 @@
           <w:b/>
           <w:sz w:val="18"/>
         </w:rPr>
-        <w:t>Figure 4. Pseudo-section showing resistivity and layer thicknesses at point B (2).</w:t>
+        <w:t>Figure 7. Pseudo-section showing resistivity and layer thicknesses at point B (2).</w:t>
       </w:r>
     </w:p>
     <w:p>

--- a/examples/projects/rokel/reports/Rokel_Geophysical_Survey_Report.docx
+++ b/examples/projects/rokel/reports/Rokel_Geophysical_Survey_Report.docx
@@ -132,6 +132,72 @@
         <w:pStyle w:val="Heading1"/>
       </w:pPr>
       <w:r>
+        <w:t>Executive Summary</w:t>
+      </w:r>
+    </w:p>
+    <w:p>
+      <w:pPr>
+        <w:jc w:val="both"/>
+      </w:pPr>
+      <w:r>
+        <w:rPr>
+          <w:b w:val="0"/>
+          <w:i w:val="0"/>
+        </w:rPr>
+        <w:t>A geophysical siting survey using 2 vertical electrical sounding point(s) was carried out at Rokel, Western Area. Point B (2) is recommended as the preferred drilling location, to a depth of about 80 m. The most promising water bearing zone at the preferred point lies between 8 m to 80 m.</w:t>
+      </w:r>
+    </w:p>
+    <w:p>
+      <w:r>
+        <w:rPr>
+          <w:b/>
+          <w:i w:val="0"/>
+        </w:rPr>
+        <w:t>Key findings:</w:t>
+      </w:r>
+    </w:p>
+    <w:p>
+      <w:pPr>
+        <w:pStyle w:val="ListBullet"/>
+      </w:pPr>
+      <w:r>
+        <w:t>Preferred drilling point: B (2).</w:t>
+      </w:r>
+    </w:p>
+    <w:p>
+      <w:pPr>
+        <w:pStyle w:val="ListBullet"/>
+      </w:pPr>
+      <w:r>
+        <w:t>Recommended drilling depth: about 80 m.</w:t>
+      </w:r>
+    </w:p>
+    <w:p>
+      <w:pPr>
+        <w:pStyle w:val="ListBullet"/>
+      </w:pPr>
+      <w:r>
+        <w:t>Target water zone(s): 8 m to 80 m.</w:t>
+      </w:r>
+    </w:p>
+    <w:p>
+      <w:pPr>
+        <w:pStyle w:val="ListBullet"/>
+      </w:pPr>
+      <w:r>
+        <w:t>Yield and water quality can only be confirmed by test drilling and test pumping.</w:t>
+      </w:r>
+    </w:p>
+    <w:p>
+      <w:r>
+        <w:br w:type="page"/>
+      </w:r>
+    </w:p>
+    <w:p>
+      <w:pPr>
+        <w:pStyle w:val="Heading1"/>
+      </w:pPr>
+      <w:r>
         <w:t>1. Introduction</w:t>
       </w:r>
     </w:p>
@@ -183,7 +249,7 @@
               <a:graphicData uri="http://schemas.openxmlformats.org/drawingml/2006/picture">
                 <pic:pic>
                   <pic:nvPicPr>
-                    <pic:cNvPr id="0" name="admin_map.png"/>
+                    <pic:cNvPr id="0" name="admin_map_8p3759_13p1024.png"/>
                     <pic:cNvPicPr/>
                   </pic:nvPicPr>
                   <pic:blipFill>
@@ -225,7 +291,7 @@
       <w:r>
         <w:drawing>
           <wp:inline xmlns:a="http://schemas.openxmlformats.org/drawingml/2006/main" xmlns:pic="http://schemas.openxmlformats.org/drawingml/2006/picture">
-            <wp:extent cx="5400000" cy="3257729"/>
+            <wp:extent cx="5400000" cy="1962777"/>
             <wp:docPr id="2" name="Picture 2"/>
             <wp:cNvGraphicFramePr>
               <a:graphicFrameLocks noChangeAspect="1"/>
@@ -234,7 +300,7 @@
               <a:graphicData uri="http://schemas.openxmlformats.org/drawingml/2006/picture">
                 <pic:pic>
                   <pic:nvPicPr>
-                    <pic:cNvPr id="0" name="hydro_local_map.png"/>
+                    <pic:cNvPr id="0" name="hydro_local_map_8p3759_13p1024.png"/>
                     <pic:cNvPicPr/>
                   </pic:nvPicPr>
                   <pic:blipFill>
@@ -246,7 +312,7 @@
                   <pic:spPr>
                     <a:xfrm>
                       <a:off x="0" y="0"/>
-                      <a:ext cx="5400000" cy="3257729"/>
+                      <a:ext cx="5400000" cy="1962777"/>
                     </a:xfrm>
                     <a:prstGeom prst="rect"/>
                   </pic:spPr>
@@ -276,7 +342,7 @@
       <w:r>
         <w:drawing>
           <wp:inline xmlns:a="http://schemas.openxmlformats.org/drawingml/2006/main" xmlns:pic="http://schemas.openxmlformats.org/drawingml/2006/picture">
-            <wp:extent cx="5400000" cy="4002595"/>
+            <wp:extent cx="5400000" cy="2541377"/>
             <wp:docPr id="3" name="Picture 3"/>
             <wp:cNvGraphicFramePr>
               <a:graphicFrameLocks noChangeAspect="1"/>
@@ -285,7 +351,7 @@
               <a:graphicData uri="http://schemas.openxmlformats.org/drawingml/2006/picture">
                 <pic:pic>
                   <pic:nvPicPr>
-                    <pic:cNvPr id="0" name="geology_local_map.png"/>
+                    <pic:cNvPr id="0" name="geology_local_map_8p3759_13p1024.png"/>
                     <pic:cNvPicPr/>
                   </pic:nvPicPr>
                   <pic:blipFill>
@@ -297,7 +363,7 @@
                   <pic:spPr>
                     <a:xfrm>
                       <a:off x="0" y="0"/>
-                      <a:ext cx="5400000" cy="4002595"/>
+                      <a:ext cx="5400000" cy="2541377"/>
                     </a:xfrm>
                     <a:prstGeom prst="rect"/>
                   </pic:spPr>
@@ -1978,7 +2044,7 @@
               <a:graphicData uri="http://schemas.openxmlformats.org/drawingml/2006/picture">
                 <pic:pic>
                   <pic:nvPicPr>
-                    <pic:cNvPr id="0" name="ves_curve_A_1.png"/>
+                    <pic:cNvPr id="0" name="ves_curve_Rokel_A_1.png"/>
                     <pic:cNvPicPr/>
                   </pic:nvPicPr>
                   <pic:blipFill>
@@ -2019,7 +2085,7 @@
           <w:b/>
           <w:sz w:val="18"/>
         </w:rPr>
-        <w:t>Table 2. Layered earth model at point A (1) (curve type K, ERR = 13.3%).</w:t>
+        <w:t>Table 2. Layered earth model at point A (1) (curve type K, ERR = 13.3%). The (x/ factor) is the linearised 1-sigma uncertainty; a factor near 1 is well resolved and a large factor marks equivalence.</w:t>
       </w:r>
     </w:p>
     <w:tbl>
@@ -2038,7 +2104,7 @@
       <w:tr>
         <w:tc>
           <w:tcPr>
-            <w:tcW w:type="dxa" w:w="850"/>
+            <w:tcW w:type="dxa" w:w="680"/>
             <w:shd w:val="clear" w:fill="1F5C8B"/>
           </w:tcPr>
           <w:p>
@@ -2055,7 +2121,7 @@
         </w:tc>
         <w:tc>
           <w:tcPr>
-            <w:tcW w:type="dxa" w:w="2268"/>
+            <w:tcW w:type="dxa" w:w="2608"/>
             <w:shd w:val="clear" w:fill="1F5C8B"/>
           </w:tcPr>
           <w:p>
@@ -2072,7 +2138,7 @@
         </w:tc>
         <w:tc>
           <w:tcPr>
-            <w:tcW w:type="dxa" w:w="1701"/>
+            <w:tcW w:type="dxa" w:w="1928"/>
             <w:shd w:val="clear" w:fill="1F5C8B"/>
           </w:tcPr>
           <w:p>
@@ -2089,7 +2155,7 @@
         </w:tc>
         <w:tc>
           <w:tcPr>
-            <w:tcW w:type="dxa" w:w="1701"/>
+            <w:tcW w:type="dxa" w:w="1587"/>
             <w:shd w:val="clear" w:fill="1F5C8B"/>
           </w:tcPr>
           <w:p>
@@ -2108,7 +2174,7 @@
       <w:tr>
         <w:tc>
           <w:tcPr>
-            <w:tcW w:type="dxa" w:w="850"/>
+            <w:tcW w:type="dxa" w:w="680"/>
           </w:tcPr>
           <w:p>
             <w:r/>
@@ -2122,7 +2188,7 @@
         </w:tc>
         <w:tc>
           <w:tcPr>
-            <w:tcW w:type="dxa" w:w="2268"/>
+            <w:tcW w:type="dxa" w:w="2608"/>
           </w:tcPr>
           <w:p>
             <w:r/>
@@ -2130,13 +2196,13 @@
               <w:rPr>
                 <w:sz w:val="19"/>
               </w:rPr>
-              <w:t>1,105</w:t>
-            </w:r>
-          </w:p>
-        </w:tc>
-        <w:tc>
-          <w:tcPr>
-            <w:tcW w:type="dxa" w:w="1701"/>
+              <w:t>1,106 (x/ 1.3)</w:t>
+            </w:r>
+          </w:p>
+        </w:tc>
+        <w:tc>
+          <w:tcPr>
+            <w:tcW w:type="dxa" w:w="1928"/>
           </w:tcPr>
           <w:p>
             <w:r/>
@@ -2144,13 +2210,13 @@
               <w:rPr>
                 <w:sz w:val="19"/>
               </w:rPr>
-              <w:t>1.02</w:t>
-            </w:r>
-          </w:p>
-        </w:tc>
-        <w:tc>
-          <w:tcPr>
-            <w:tcW w:type="dxa" w:w="1701"/>
+              <w:t>1.02 (x/ 3.7)</w:t>
+            </w:r>
+          </w:p>
+        </w:tc>
+        <w:tc>
+          <w:tcPr>
+            <w:tcW w:type="dxa" w:w="1587"/>
           </w:tcPr>
           <w:p>
             <w:r/>
@@ -2166,7 +2232,7 @@
       <w:tr>
         <w:tc>
           <w:tcPr>
-            <w:tcW w:type="dxa" w:w="850"/>
+            <w:tcW w:type="dxa" w:w="680"/>
           </w:tcPr>
           <w:p>
             <w:r/>
@@ -2180,7 +2246,7 @@
         </w:tc>
         <w:tc>
           <w:tcPr>
-            <w:tcW w:type="dxa" w:w="2268"/>
+            <w:tcW w:type="dxa" w:w="2608"/>
           </w:tcPr>
           <w:p>
             <w:r/>
@@ -2188,13 +2254,13 @@
               <w:rPr>
                 <w:sz w:val="19"/>
               </w:rPr>
-              <w:t>1,638</w:t>
-            </w:r>
-          </w:p>
-        </w:tc>
-        <w:tc>
-          <w:tcPr>
-            <w:tcW w:type="dxa" w:w="1701"/>
+              <w:t>1,638 (x/ 1.2)</w:t>
+            </w:r>
+          </w:p>
+        </w:tc>
+        <w:tc>
+          <w:tcPr>
+            <w:tcW w:type="dxa" w:w="1928"/>
           </w:tcPr>
           <w:p>
             <w:r/>
@@ -2202,13 +2268,13 @@
               <w:rPr>
                 <w:sz w:val="19"/>
               </w:rPr>
-              <w:t>7.08</w:t>
-            </w:r>
-          </w:p>
-        </w:tc>
-        <w:tc>
-          <w:tcPr>
-            <w:tcW w:type="dxa" w:w="1701"/>
+              <w:t>7.08 (x/ 1.4)</w:t>
+            </w:r>
+          </w:p>
+        </w:tc>
+        <w:tc>
+          <w:tcPr>
+            <w:tcW w:type="dxa" w:w="1587"/>
           </w:tcPr>
           <w:p>
             <w:r/>
@@ -2224,7 +2290,7 @@
       <w:tr>
         <w:tc>
           <w:tcPr>
-            <w:tcW w:type="dxa" w:w="850"/>
+            <w:tcW w:type="dxa" w:w="680"/>
           </w:tcPr>
           <w:p>
             <w:r/>
@@ -2238,7 +2304,7 @@
         </w:tc>
         <w:tc>
           <w:tcPr>
-            <w:tcW w:type="dxa" w:w="2268"/>
+            <w:tcW w:type="dxa" w:w="2608"/>
           </w:tcPr>
           <w:p>
             <w:r/>
@@ -2246,13 +2312,13 @@
               <w:rPr>
                 <w:sz w:val="19"/>
               </w:rPr>
-              <w:t>47.28</w:t>
-            </w:r>
-          </w:p>
-        </w:tc>
-        <w:tc>
-          <w:tcPr>
-            <w:tcW w:type="dxa" w:w="1701"/>
+              <w:t>47.28 (x/ 1.1)</w:t>
+            </w:r>
+          </w:p>
+        </w:tc>
+        <w:tc>
+          <w:tcPr>
+            <w:tcW w:type="dxa" w:w="1928"/>
           </w:tcPr>
           <w:p>
             <w:r/>
@@ -2265,7 +2331,7 @@
         </w:tc>
         <w:tc>
           <w:tcPr>
-            <w:tcW w:type="dxa" w:w="1701"/>
+            <w:tcW w:type="dxa" w:w="1587"/>
           </w:tcPr>
           <w:p>
             <w:r/>
@@ -2296,7 +2362,7 @@
               <a:graphicData uri="http://schemas.openxmlformats.org/drawingml/2006/picture">
                 <pic:pic>
                   <pic:nvPicPr>
-                    <pic:cNvPr id="0" name="ves_pseudosection_A_1.png"/>
+                    <pic:cNvPr id="0" name="ves_pseudosection_Rokel_A_1.png"/>
                     <pic:cNvPicPr/>
                   </pic:nvPicPr>
                   <pic:blipFill>
@@ -2340,7 +2406,7 @@
           <w:b w:val="0"/>
           <w:i w:val="0"/>
         </w:rPr>
-        <w:t>The data at A (1) resolves a 3 layer subsurface (type K; a resistive layer between two more conductive layers, often dry laterite or duricrust over a conductive saprolite). Layer 1 from 0 m to 1.02 m (1.02 m thick) has a resistivity of about 1,105 ohm-m and is interpreted as dry lateritic topsoil / duricrust. Layer 2 from 1.02 m to 8.1 m (7.08 m thick) has a resistivity of about 1,638 ohm-m and is interpreted as compact or dry weathered rock (regolith). Layer 3 below 8.1 m has a resistivity of about 47.28 ohm-m and is interpreted as fractured bedrock, low resistivity indicative of groundwater in fractures. The unusually low resistivity within the interpreted fractured or weathered intervals is indicative of pore electrolyte, possibly groundwater. The possible water zones are 8 m to 80 m.</w:t>
+        <w:t>The data at A (1) resolves a 3 layer subsurface (type K; a resistive layer between two more conductive layers, often dry laterite or duricrust over a conductive saprolite). Layer 1 from 0 m to 1.02 m (1.02 m thick) has a resistivity of about 1,106 ohm-m and is interpreted as dry lateritic topsoil / duricrust. Layer 2 from 1.02 m to 8.1 m (7.08 m thick) has a resistivity of about 1,638 ohm-m and is interpreted as compact or dry weathered rock (regolith). Layer 3 below 8.1 m has a resistivity of about 47.28 ohm-m and is interpreted as fractured bedrock, low resistivity indicative of groundwater in fractures. The unusually low resistivity within the interpreted fractured or weathered intervals is indicative of pore electrolyte, possibly groundwater. The possible water zones are 8 m to 80 m. The Dar-Zarrouk longitudinal conductance of the section is 0.00525 siemens and the transverse resistance is 12,700 ohm m2. The cover overlying the water bearing zone has a longitudinal conductance of 0.00525 siemens, indicating a poor protective capacity against surface contamination.</w:t>
       </w:r>
     </w:p>
     <w:p>
@@ -3827,7 +3893,7 @@
               <a:graphicData uri="http://schemas.openxmlformats.org/drawingml/2006/picture">
                 <pic:pic>
                   <pic:nvPicPr>
-                    <pic:cNvPr id="0" name="ves_curve_B_2.png"/>
+                    <pic:cNvPr id="0" name="ves_curve_Rokel_B_2.png"/>
                     <pic:cNvPicPr/>
                   </pic:nvPicPr>
                   <pic:blipFill>
@@ -3868,7 +3934,7 @@
           <w:b/>
           <w:sz w:val="18"/>
         </w:rPr>
-        <w:t>Table 4. Layered earth model at point B (2) (curve type 2-layer descending, ERR = 26.8%).</w:t>
+        <w:t>Table 4. Layered earth model at point B (2) (curve type 2-layer descending, ERR = 26.8%). The (x/ factor) is the linearised 1-sigma uncertainty; a factor near 1 is well resolved and a large factor marks equivalence.</w:t>
       </w:r>
     </w:p>
     <w:tbl>
@@ -3887,7 +3953,7 @@
       <w:tr>
         <w:tc>
           <w:tcPr>
-            <w:tcW w:type="dxa" w:w="850"/>
+            <w:tcW w:type="dxa" w:w="680"/>
             <w:shd w:val="clear" w:fill="1F5C8B"/>
           </w:tcPr>
           <w:p>
@@ -3904,7 +3970,7 @@
         </w:tc>
         <w:tc>
           <w:tcPr>
-            <w:tcW w:type="dxa" w:w="2268"/>
+            <w:tcW w:type="dxa" w:w="2608"/>
             <w:shd w:val="clear" w:fill="1F5C8B"/>
           </w:tcPr>
           <w:p>
@@ -3921,7 +3987,7 @@
         </w:tc>
         <w:tc>
           <w:tcPr>
-            <w:tcW w:type="dxa" w:w="1701"/>
+            <w:tcW w:type="dxa" w:w="1928"/>
             <w:shd w:val="clear" w:fill="1F5C8B"/>
           </w:tcPr>
           <w:p>
@@ -3938,7 +4004,7 @@
         </w:tc>
         <w:tc>
           <w:tcPr>
-            <w:tcW w:type="dxa" w:w="1701"/>
+            <w:tcW w:type="dxa" w:w="1587"/>
             <w:shd w:val="clear" w:fill="1F5C8B"/>
           </w:tcPr>
           <w:p>
@@ -3957,7 +4023,7 @@
       <w:tr>
         <w:tc>
           <w:tcPr>
-            <w:tcW w:type="dxa" w:w="850"/>
+            <w:tcW w:type="dxa" w:w="680"/>
           </w:tcPr>
           <w:p>
             <w:r/>
@@ -3971,7 +4037,7 @@
         </w:tc>
         <w:tc>
           <w:tcPr>
-            <w:tcW w:type="dxa" w:w="2268"/>
+            <w:tcW w:type="dxa" w:w="2608"/>
           </w:tcPr>
           <w:p>
             <w:r/>
@@ -3979,13 +4045,13 @@
               <w:rPr>
                 <w:sz w:val="19"/>
               </w:rPr>
-              <w:t>1,193</w:t>
-            </w:r>
-          </w:p>
-        </w:tc>
-        <w:tc>
-          <w:tcPr>
-            <w:tcW w:type="dxa" w:w="1701"/>
+              <w:t>1,193 (x/ 1.1)</w:t>
+            </w:r>
+          </w:p>
+        </w:tc>
+        <w:tc>
+          <w:tcPr>
+            <w:tcW w:type="dxa" w:w="1928"/>
           </w:tcPr>
           <w:p>
             <w:r/>
@@ -3993,13 +4059,13 @@
               <w:rPr>
                 <w:sz w:val="19"/>
               </w:rPr>
-              <w:t>8.28</w:t>
-            </w:r>
-          </w:p>
-        </w:tc>
-        <w:tc>
-          <w:tcPr>
-            <w:tcW w:type="dxa" w:w="1701"/>
+              <w:t>8.28 (x/ 1.1)</w:t>
+            </w:r>
+          </w:p>
+        </w:tc>
+        <w:tc>
+          <w:tcPr>
+            <w:tcW w:type="dxa" w:w="1587"/>
           </w:tcPr>
           <w:p>
             <w:r/>
@@ -4015,7 +4081,7 @@
       <w:tr>
         <w:tc>
           <w:tcPr>
-            <w:tcW w:type="dxa" w:w="850"/>
+            <w:tcW w:type="dxa" w:w="680"/>
           </w:tcPr>
           <w:p>
             <w:r/>
@@ -4029,7 +4095,7 @@
         </w:tc>
         <w:tc>
           <w:tcPr>
-            <w:tcW w:type="dxa" w:w="2268"/>
+            <w:tcW w:type="dxa" w:w="2608"/>
           </w:tcPr>
           <w:p>
             <w:r/>
@@ -4037,13 +4103,13 @@
               <w:rPr>
                 <w:sz w:val="19"/>
               </w:rPr>
-              <w:t>49.97</w:t>
-            </w:r>
-          </w:p>
-        </w:tc>
-        <w:tc>
-          <w:tcPr>
-            <w:tcW w:type="dxa" w:w="1701"/>
+              <w:t>49.97 (x/ 1.2)</w:t>
+            </w:r>
+          </w:p>
+        </w:tc>
+        <w:tc>
+          <w:tcPr>
+            <w:tcW w:type="dxa" w:w="1928"/>
           </w:tcPr>
           <w:p>
             <w:r/>
@@ -4056,7 +4122,7 @@
         </w:tc>
         <w:tc>
           <w:tcPr>
-            <w:tcW w:type="dxa" w:w="1701"/>
+            <w:tcW w:type="dxa" w:w="1587"/>
           </w:tcPr>
           <w:p>
             <w:r/>
@@ -4087,7 +4153,7 @@
               <a:graphicData uri="http://schemas.openxmlformats.org/drawingml/2006/picture">
                 <pic:pic>
                   <pic:nvPicPr>
-                    <pic:cNvPr id="0" name="ves_pseudosection_B_2.png"/>
+                    <pic:cNvPr id="0" name="ves_pseudosection_Rokel_B_2.png"/>
                     <pic:cNvPicPr/>
                   </pic:nvPicPr>
                   <pic:blipFill>
@@ -4131,7 +4197,7 @@
           <w:b w:val="0"/>
           <w:i w:val="0"/>
         </w:rPr>
-        <w:t>The data at B (2) resolves a 2 layer subsurface (a two layer response with resistivity decreasing at depth, consistent with weathered or fractured, possibly water bearing rock beneath a resistive surface layer). Layer 1 from 0 m to 8.28 m (8.28 m thick) has a resistivity of about 1,193 ohm-m and is interpreted as dry lateritic topsoil / duricrust. Layer 2 below 8.28 m has a resistivity of about 49.97 ohm-m and is interpreted as fractured bedrock, low resistivity indicative of groundwater in fractures. The unusually low resistivity within the interpreted fractured or weathered intervals is indicative of pore electrolyte, possibly groundwater. The possible water zones are 8 m to 80 m.</w:t>
+        <w:t>The data at B (2) resolves a 2 layer subsurface (a two layer response with resistivity decreasing at depth, consistent with weathered or fractured, possibly water bearing rock beneath a resistive surface layer). Layer 1 from 0 m to 8.28 m (8.28 m thick) has a resistivity of about 1,193 ohm-m and is interpreted as dry lateritic topsoil / duricrust. Layer 2 below 8.28 m has a resistivity of about 49.97 ohm-m and is interpreted as fractured bedrock, low resistivity indicative of groundwater in fractures. The unusually low resistivity within the interpreted fractured or weathered intervals is indicative of pore electrolyte, possibly groundwater. The possible water zones are 8 m to 80 m. The Dar-Zarrouk longitudinal conductance of the section is 0.00694 siemens and the transverse resistance is 9,880 ohm m2. The cover overlying the water bearing zone has a longitudinal conductance of 0.00694 siemens, indicating a poor protective capacity against surface contamination.</w:t>
       </w:r>
     </w:p>
     <w:p>
@@ -4412,7 +4478,7 @@
               <w:rPr>
                 <w:sz w:val="17"/>
               </w:rPr>
-              <w:t>1,105</w:t>
+              <w:t>1,106</w:t>
               <w:br/>
               <w:t>1,638</w:t>
               <w:br/>
@@ -4599,6 +4665,299 @@
       </w:tr>
     </w:tbl>
     <w:p/>
+    <w:p>
+      <w:pPr>
+        <w:pStyle w:val="Heading2"/>
+      </w:pPr>
+      <w:r>
+        <w:t>Drill-target suitability</w:t>
+      </w:r>
+    </w:p>
+    <w:p>
+      <w:pPr>
+        <w:jc w:val="both"/>
+      </w:pPr>
+      <w:r>
+        <w:rPr>
+          <w:b w:val="0"/>
+          <w:i w:val="0"/>
+        </w:rPr>
+        <w:t>Each surveyed point is given a transparent suitability score from 0 to 100. The score combines the interpreted water-bearing thickness, how well the resistivity of the water zone sits within the productive fractured or weathered window, the overburden profile, and the presence of a fractured zone at the basement contact. The scores rank the points as drilling targets.</w:t>
+      </w:r>
+    </w:p>
+    <w:p>
+      <w:r>
+        <w:rPr>
+          <w:b/>
+          <w:sz w:val="18"/>
+        </w:rPr>
+        <w:t>Table 6. Drill-target suitability of the surveyed points.</w:t>
+      </w:r>
+    </w:p>
+    <w:tbl>
+      <w:tblPr>
+        <w:tblStyle w:val="TableGrid"/>
+        <w:tblW w:type="auto" w:w="0"/>
+        <w:jc w:val="center"/>
+        <w:tblLook w:firstColumn="1" w:firstRow="1" w:lastColumn="0" w:lastRow="0" w:noHBand="0" w:noVBand="1" w:val="04A0"/>
+      </w:tblPr>
+      <w:tblGrid>
+        <w:gridCol w:w="2268"/>
+        <w:gridCol w:w="2268"/>
+        <w:gridCol w:w="2268"/>
+        <w:gridCol w:w="2268"/>
+      </w:tblGrid>
+      <w:tr>
+        <w:tc>
+          <w:tcPr>
+            <w:tcW w:type="dxa" w:w="1020"/>
+            <w:shd w:val="clear" w:fill="1F5C8B"/>
+          </w:tcPr>
+          <w:p>
+            <w:r/>
+            <w:r>
+              <w:rPr>
+                <w:b/>
+                <w:color w:val="FFFFFF"/>
+                <w:sz w:val="19"/>
+              </w:rPr>
+              <w:t>Rank</w:t>
+            </w:r>
+          </w:p>
+        </w:tc>
+        <w:tc>
+          <w:tcPr>
+            <w:tcW w:type="dxa" w:w="2268"/>
+            <w:shd w:val="clear" w:fill="1F5C8B"/>
+          </w:tcPr>
+          <w:p>
+            <w:r/>
+            <w:r>
+              <w:rPr>
+                <w:b/>
+                <w:color w:val="FFFFFF"/>
+                <w:sz w:val="19"/>
+              </w:rPr>
+              <w:t>VES point</w:t>
+            </w:r>
+          </w:p>
+        </w:tc>
+        <w:tc>
+          <w:tcPr>
+            <w:tcW w:type="dxa" w:w="2551"/>
+            <w:shd w:val="clear" w:fill="1F5C8B"/>
+          </w:tcPr>
+          <w:p>
+            <w:r/>
+            <w:r>
+              <w:rPr>
+                <w:b/>
+                <w:color w:val="FFFFFF"/>
+                <w:sz w:val="19"/>
+              </w:rPr>
+              <w:t>Suitability (0 to 100)</w:t>
+            </w:r>
+          </w:p>
+        </w:tc>
+        <w:tc>
+          <w:tcPr>
+            <w:tcW w:type="dxa" w:w="2098"/>
+            <w:shd w:val="clear" w:fill="1F5C8B"/>
+          </w:tcPr>
+          <w:p>
+            <w:r/>
+            <w:r>
+              <w:rPr>
+                <w:b/>
+                <w:color w:val="FFFFFF"/>
+                <w:sz w:val="19"/>
+              </w:rPr>
+              <w:t>Grade</w:t>
+            </w:r>
+          </w:p>
+        </w:tc>
+      </w:tr>
+      <w:tr>
+        <w:tc>
+          <w:tcPr>
+            <w:tcW w:type="dxa" w:w="1020"/>
+          </w:tcPr>
+          <w:p>
+            <w:r/>
+            <w:r>
+              <w:rPr>
+                <w:sz w:val="19"/>
+              </w:rPr>
+              <w:t>1</w:t>
+            </w:r>
+          </w:p>
+        </w:tc>
+        <w:tc>
+          <w:tcPr>
+            <w:tcW w:type="dxa" w:w="2268"/>
+          </w:tcPr>
+          <w:p>
+            <w:r/>
+            <w:r>
+              <w:rPr>
+                <w:sz w:val="19"/>
+              </w:rPr>
+              <w:t>B (2)</w:t>
+            </w:r>
+          </w:p>
+        </w:tc>
+        <w:tc>
+          <w:tcPr>
+            <w:tcW w:type="dxa" w:w="2551"/>
+          </w:tcPr>
+          <w:p>
+            <w:r/>
+            <w:r>
+              <w:rPr>
+                <w:sz w:val="19"/>
+              </w:rPr>
+              <w:t>68</w:t>
+            </w:r>
+          </w:p>
+        </w:tc>
+        <w:tc>
+          <w:tcPr>
+            <w:tcW w:type="dxa" w:w="2098"/>
+          </w:tcPr>
+          <w:p>
+            <w:r/>
+            <w:r>
+              <w:rPr>
+                <w:sz w:val="19"/>
+              </w:rPr>
+              <w:t>Good</w:t>
+            </w:r>
+          </w:p>
+        </w:tc>
+      </w:tr>
+      <w:tr>
+        <w:tc>
+          <w:tcPr>
+            <w:tcW w:type="dxa" w:w="1020"/>
+          </w:tcPr>
+          <w:p>
+            <w:r/>
+            <w:r>
+              <w:rPr>
+                <w:sz w:val="19"/>
+              </w:rPr>
+              <w:t>2</w:t>
+            </w:r>
+          </w:p>
+        </w:tc>
+        <w:tc>
+          <w:tcPr>
+            <w:tcW w:type="dxa" w:w="2268"/>
+          </w:tcPr>
+          <w:p>
+            <w:r/>
+            <w:r>
+              <w:rPr>
+                <w:sz w:val="19"/>
+              </w:rPr>
+              <w:t>A (1)</w:t>
+            </w:r>
+          </w:p>
+        </w:tc>
+        <w:tc>
+          <w:tcPr>
+            <w:tcW w:type="dxa" w:w="2551"/>
+          </w:tcPr>
+          <w:p>
+            <w:r/>
+            <w:r>
+              <w:rPr>
+                <w:sz w:val="19"/>
+              </w:rPr>
+              <w:t>68</w:t>
+            </w:r>
+          </w:p>
+        </w:tc>
+        <w:tc>
+          <w:tcPr>
+            <w:tcW w:type="dxa" w:w="2098"/>
+          </w:tcPr>
+          <w:p>
+            <w:r/>
+            <w:r>
+              <w:rPr>
+                <w:sz w:val="19"/>
+              </w:rPr>
+              <w:t>Good</w:t>
+            </w:r>
+          </w:p>
+        </w:tc>
+      </w:tr>
+    </w:tbl>
+    <w:p/>
+    <w:p>
+      <w:pPr>
+        <w:jc w:val="both"/>
+      </w:pPr>
+      <w:r>
+        <w:rPr>
+          <w:b w:val="0"/>
+          <w:i w:val="0"/>
+        </w:rPr>
+        <w:t>Point B (2) has the highest suitability (68 out of 100, good) and is the recommended drilling target. Driven by about 72 m of interpreted water-bearing thickness (thick); resistivities near the edge of the productive window.</w:t>
+      </w:r>
+    </w:p>
+    <w:p>
+      <w:pPr>
+        <w:jc w:val="center"/>
+      </w:pPr>
+      <w:r>
+        <w:drawing>
+          <wp:inline xmlns:a="http://schemas.openxmlformats.org/drawingml/2006/main" xmlns:pic="http://schemas.openxmlformats.org/drawingml/2006/picture">
+            <wp:extent cx="5400000" cy="4161228"/>
+            <wp:docPr id="8" name="Picture 8"/>
+            <wp:cNvGraphicFramePr>
+              <a:graphicFrameLocks noChangeAspect="1"/>
+            </wp:cNvGraphicFramePr>
+            <a:graphic>
+              <a:graphicData uri="http://schemas.openxmlformats.org/drawingml/2006/picture">
+                <pic:pic>
+                  <pic:nvPicPr>
+                    <pic:cNvPr id="0" name="suitability_map_Rokel.png"/>
+                    <pic:cNvPicPr/>
+                  </pic:nvPicPr>
+                  <pic:blipFill>
+                    <a:blip r:embed="rId17"/>
+                    <a:stretch>
+                      <a:fillRect/>
+                    </a:stretch>
+                  </pic:blipFill>
+                  <pic:spPr>
+                    <a:xfrm>
+                      <a:off x="0" y="0"/>
+                      <a:ext cx="5400000" cy="4161228"/>
+                    </a:xfrm>
+                    <a:prstGeom prst="rect"/>
+                  </pic:spPr>
+                </pic:pic>
+              </a:graphicData>
+            </a:graphic>
+          </wp:inline>
+        </w:drawing>
+      </w:r>
+    </w:p>
+    <w:p>
+      <w:pPr>
+        <w:jc w:val="center"/>
+      </w:pPr>
+      <w:r>
+        <w:rPr>
+          <w:b/>
+          <w:sz w:val="18"/>
+        </w:rPr>
+        <w:t>Figure 8. Drill-target suitability of the surveyed points; greener is more suitable, and any interpolated surface is limited to the area actually covered by the survey.</w:t>
+      </w:r>
+    </w:p>
     <w:p>
       <w:pPr>
         <w:pStyle w:val="Heading1"/>
@@ -4726,6 +5085,54 @@
         <w:pStyle w:val="Heading1"/>
       </w:pPr>
       <w:r>
+        <w:t>6. Limitations and Uncertainty</w:t>
+      </w:r>
+    </w:p>
+    <w:p>
+      <w:pPr>
+        <w:pStyle w:val="ListBullet"/>
+      </w:pPr>
+      <w:r>
+        <w:t>The fitted models reproduce the measured apparent resistivities to within 26.8 percent (ERR); a larger misfit means a less certain model.</w:t>
+      </w:r>
+    </w:p>
+    <w:p>
+      <w:pPr>
+        <w:pStyle w:val="ListBullet"/>
+      </w:pPr>
+      <w:r>
+        <w:t>Resistivity models are not unique: different layered models can fit the same sounding curve almost equally well (the equivalence and suppression problem), so the interpreted layer depths and thicknesses carry an uncertainty of the order of plus or minus 20 percent.</w:t>
+      </w:r>
+    </w:p>
+    <w:p>
+      <w:pPr>
+        <w:pStyle w:val="ListBullet"/>
+      </w:pPr>
+      <w:r>
+        <w:t>A low resistivity layer can represent either a saturated, water bearing zone or a conductive clay; the interpretation is made from the geological context and must be confirmed by drilling.</w:t>
+      </w:r>
+    </w:p>
+    <w:p>
+      <w:pPr>
+        <w:pStyle w:val="ListBullet"/>
+      </w:pPr>
+      <w:r>
+        <w:t>The depth of investigation is limited to roughly the maximum electrode spacing, so any structure below the deepest reliable depth is not resolved.</w:t>
+      </w:r>
+    </w:p>
+    <w:p>
+      <w:pPr>
+        <w:pStyle w:val="ListBullet"/>
+      </w:pPr>
+      <w:r>
+        <w:t>The survey indicates groundwater potential only. The actual yield and water quality can be confirmed only by test drilling, test pumping and laboratory analysis.</w:t>
+      </w:r>
+    </w:p>
+    <w:p>
+      <w:pPr>
+        <w:pStyle w:val="Heading1"/>
+      </w:pPr>
+      <w:r>
         <w:t>Annex A. Data Verification Notes</w:t>
       </w:r>
     </w:p>
@@ -4743,7 +5150,7 @@
         <w:pStyle w:val="ListBullet"/>
       </w:pPr>
       <w:r>
-        <w:t>[WARNING] district_coordinate_conflict (B (2)): Stated district 'Port Loko' does not contain the coordinates (8.2826 N, -12.9390 E). The point falls in Western Area Rural, Moyamba. District extents are approximate; verify against the field notes.</w:t>
+        <w:t>[WARNING] district_coordinate_conflict (B (2)): Stated district 'Port Loko' does not contain the coordinates (8.2826 N, 12.9390 W). The point falls in Western Area Rural, Moyamba. District extents are approximate; verify against the field notes.</w:t>
       </w:r>
     </w:p>
     <w:p>
@@ -4759,9 +5166,758 @@
         <w:pStyle w:val="ListBullet"/>
       </w:pPr>
       <w:r>
-        <w:t>[WARNING] points_far_apart: A (1) and B (2) are 20.8 km apart, which is unusually far for one site; check the coordinates.</w:t>
+        <w:t>[WARNING] points_far_apart: A (1) and B (2) are 20.7 km apart, which is unusually far for one site; check the coordinates.</w:t>
       </w:r>
     </w:p>
+    <w:p>
+      <w:pPr>
+        <w:pStyle w:val="Heading1"/>
+      </w:pPr>
+      <w:r>
+        <w:t>References</w:t>
+      </w:r>
+    </w:p>
+    <w:p>
+      <w:pPr>
+        <w:spacing w:after="80"/>
+        <w:ind w:left="454" w:hanging="454"/>
+      </w:pPr>
+      <w:r>
+        <w:t>Ministry of Water Resources and SALWACO (2017). Geology of Sierra Leone. Freetown.</w:t>
+      </w:r>
+    </w:p>
+    <w:p>
+      <w:pPr>
+        <w:spacing w:after="80"/>
+        <w:ind w:left="454" w:hanging="454"/>
+      </w:pPr>
+      <w:r>
+        <w:t>United States Geological Survey (1997). Geologic Map of Africa, Open-File Report 97-470A. Public domain, 1:5,000,000.</w:t>
+      </w:r>
+    </w:p>
+    <w:p>
+      <w:pPr>
+        <w:spacing w:after="80"/>
+        <w:ind w:left="454" w:hanging="454"/>
+      </w:pPr>
+      <w:r>
+        <w:t>MacDonald, A.M. et al. British Geological Survey, Africa Groundwater Atlas: Hydrogeology of Sierra Leone (OR/21/063). Licensed CC BY-SA 4.0.</w:t>
+      </w:r>
+    </w:p>
+    <w:p>
+      <w:pPr>
+        <w:spacing w:after="80"/>
+        <w:ind w:left="454" w:hanging="454"/>
+      </w:pPr>
+      <w:r>
+        <w:t>Runfola, D. et al. (2020). geoBoundaries: A global database of political administrative boundaries. PLoS ONE, 15(4). Licensed CC BY 4.0.</w:t>
+      </w:r>
+    </w:p>
+    <w:p>
+      <w:pPr>
+        <w:spacing w:after="80"/>
+        <w:ind w:left="454" w:hanging="454"/>
+      </w:pPr>
+      <w:r>
+        <w:t>Niwas, S. and Singhal, D.C. (1981). Estimation of aquifer transmissivity from Dar-Zarrouk parameters in porous media. Journal of Hydrology, 50, 393-399.</w:t>
+      </w:r>
+    </w:p>
+    <w:p>
+      <w:pPr>
+        <w:spacing w:after="80"/>
+        <w:ind w:left="454" w:hanging="454"/>
+      </w:pPr>
+      <w:r>
+        <w:t>Rural Water Supply Network (2015). Professional Water Well Drilling: A UNICEF Guidance Note. St Gallen: RWSN / UNICEF.</w:t>
+      </w:r>
+    </w:p>
+    <w:p>
+      <w:pPr>
+        <w:pStyle w:val="Heading1"/>
+      </w:pPr>
+      <w:r>
+        <w:t>Glossary and Abbreviations</w:t>
+      </w:r>
+    </w:p>
+    <w:tbl>
+      <w:tblPr>
+        <w:tblStyle w:val="TableGrid"/>
+        <w:tblW w:type="auto" w:w="0"/>
+        <w:jc w:val="center"/>
+        <w:tblLook w:firstColumn="1" w:firstRow="1" w:lastColumn="0" w:lastRow="0" w:noHBand="0" w:noVBand="1" w:val="04A0"/>
+      </w:tblPr>
+      <w:tblGrid>
+        <w:gridCol w:w="4536"/>
+        <w:gridCol w:w="4536"/>
+      </w:tblGrid>
+      <w:tr>
+        <w:tc>
+          <w:tcPr>
+            <w:tcW w:type="dxa" w:w="1984"/>
+            <w:shd w:val="clear" w:fill="1F5C8B"/>
+          </w:tcPr>
+          <w:p>
+            <w:r/>
+            <w:r>
+              <w:rPr>
+                <w:b/>
+                <w:color w:val="FFFFFF"/>
+                <w:sz w:val="18"/>
+              </w:rPr>
+              <w:t>Term</w:t>
+            </w:r>
+          </w:p>
+        </w:tc>
+        <w:tc>
+          <w:tcPr>
+            <w:tcW w:type="dxa" w:w="6803"/>
+            <w:shd w:val="clear" w:fill="1F5C8B"/>
+          </w:tcPr>
+          <w:p>
+            <w:r/>
+            <w:r>
+              <w:rPr>
+                <w:b/>
+                <w:color w:val="FFFFFF"/>
+                <w:sz w:val="18"/>
+              </w:rPr>
+              <w:t>Meaning</w:t>
+            </w:r>
+          </w:p>
+        </w:tc>
+      </w:tr>
+      <w:tr>
+        <w:tc>
+          <w:tcPr>
+            <w:tcW w:type="dxa" w:w="1984"/>
+          </w:tcPr>
+          <w:p>
+            <w:r/>
+            <w:r>
+              <w:rPr>
+                <w:sz w:val="18"/>
+              </w:rPr>
+              <w:t>VES</w:t>
+            </w:r>
+          </w:p>
+        </w:tc>
+        <w:tc>
+          <w:tcPr>
+            <w:tcW w:type="dxa" w:w="6803"/>
+          </w:tcPr>
+          <w:p>
+            <w:r/>
+            <w:r>
+              <w:rPr>
+                <w:sz w:val="18"/>
+              </w:rPr>
+              <w:t>Vertical electrical sounding, a resistivity depth survey</w:t>
+            </w:r>
+          </w:p>
+        </w:tc>
+      </w:tr>
+      <w:tr>
+        <w:tc>
+          <w:tcPr>
+            <w:tcW w:type="dxa" w:w="1984"/>
+          </w:tcPr>
+          <w:p>
+            <w:r/>
+            <w:r>
+              <w:rPr>
+                <w:sz w:val="18"/>
+              </w:rPr>
+              <w:t>AB/2</w:t>
+            </w:r>
+          </w:p>
+        </w:tc>
+        <w:tc>
+          <w:tcPr>
+            <w:tcW w:type="dxa" w:w="6803"/>
+          </w:tcPr>
+          <w:p>
+            <w:r/>
+            <w:r>
+              <w:rPr>
+                <w:sz w:val="18"/>
+              </w:rPr>
+              <w:t>Half the current-electrode spacing in a Schlumberger array</w:t>
+            </w:r>
+          </w:p>
+        </w:tc>
+      </w:tr>
+      <w:tr>
+        <w:tc>
+          <w:tcPr>
+            <w:tcW w:type="dxa" w:w="1984"/>
+          </w:tcPr>
+          <w:p>
+            <w:r/>
+            <w:r>
+              <w:rPr>
+                <w:sz w:val="18"/>
+              </w:rPr>
+              <w:t>ohm-m</w:t>
+            </w:r>
+          </w:p>
+        </w:tc>
+        <w:tc>
+          <w:tcPr>
+            <w:tcW w:type="dxa" w:w="6803"/>
+          </w:tcPr>
+          <w:p>
+            <w:r/>
+            <w:r>
+              <w:rPr>
+                <w:sz w:val="18"/>
+              </w:rPr>
+              <w:t>Ohm-metre, the unit of electrical resistivity</w:t>
+            </w:r>
+          </w:p>
+        </w:tc>
+      </w:tr>
+      <w:tr>
+        <w:tc>
+          <w:tcPr>
+            <w:tcW w:type="dxa" w:w="1984"/>
+          </w:tcPr>
+          <w:p>
+            <w:r/>
+            <w:r>
+              <w:rPr>
+                <w:sz w:val="18"/>
+              </w:rPr>
+              <w:t>ERR</w:t>
+            </w:r>
+          </w:p>
+        </w:tc>
+        <w:tc>
+          <w:tcPr>
+            <w:tcW w:type="dxa" w:w="6803"/>
+          </w:tcPr>
+          <w:p>
+            <w:r/>
+            <w:r>
+              <w:rPr>
+                <w:sz w:val="18"/>
+              </w:rPr>
+              <w:t>Root-mean-square misfit of the fitted layered model (percent)</w:t>
+            </w:r>
+          </w:p>
+        </w:tc>
+      </w:tr>
+      <w:tr>
+        <w:tc>
+          <w:tcPr>
+            <w:tcW w:type="dxa" w:w="1984"/>
+          </w:tcPr>
+          <w:p>
+            <w:r/>
+            <w:r>
+              <w:rPr>
+                <w:sz w:val="18"/>
+              </w:rPr>
+              <w:t>S (Dar-Zarrouk)</w:t>
+            </w:r>
+          </w:p>
+        </w:tc>
+        <w:tc>
+          <w:tcPr>
+            <w:tcW w:type="dxa" w:w="6803"/>
+          </w:tcPr>
+          <w:p>
+            <w:r/>
+            <w:r>
+              <w:rPr>
+                <w:sz w:val="18"/>
+              </w:rPr>
+              <w:t>Longitudinal conductance, sum of thickness/resistivity (siemens)</w:t>
+            </w:r>
+          </w:p>
+        </w:tc>
+      </w:tr>
+      <w:tr>
+        <w:tc>
+          <w:tcPr>
+            <w:tcW w:type="dxa" w:w="1984"/>
+          </w:tcPr>
+          <w:p>
+            <w:r/>
+            <w:r>
+              <w:rPr>
+                <w:sz w:val="18"/>
+              </w:rPr>
+              <w:t>T (Dar-Zarrouk)</w:t>
+            </w:r>
+          </w:p>
+        </w:tc>
+        <w:tc>
+          <w:tcPr>
+            <w:tcW w:type="dxa" w:w="6803"/>
+          </w:tcPr>
+          <w:p>
+            <w:r/>
+            <w:r>
+              <w:rPr>
+                <w:sz w:val="18"/>
+              </w:rPr>
+              <w:t>Transverse resistance, sum of thickness x resistivity (ohm m2)</w:t>
+            </w:r>
+          </w:p>
+        </w:tc>
+      </w:tr>
+      <w:tr>
+        <w:tc>
+          <w:tcPr>
+            <w:tcW w:type="dxa" w:w="1984"/>
+          </w:tcPr>
+          <w:p>
+            <w:r/>
+            <w:r>
+              <w:rPr>
+                <w:sz w:val="18"/>
+              </w:rPr>
+              <w:t>SWL</w:t>
+            </w:r>
+          </w:p>
+        </w:tc>
+        <w:tc>
+          <w:tcPr>
+            <w:tcW w:type="dxa" w:w="6803"/>
+          </w:tcPr>
+          <w:p>
+            <w:r/>
+            <w:r>
+              <w:rPr>
+                <w:sz w:val="18"/>
+              </w:rPr>
+              <w:t>Static water level, the rest water level before pumping</w:t>
+            </w:r>
+          </w:p>
+        </w:tc>
+      </w:tr>
+      <w:tr>
+        <w:tc>
+          <w:tcPr>
+            <w:tcW w:type="dxa" w:w="1984"/>
+          </w:tcPr>
+          <w:p>
+            <w:r/>
+            <w:r>
+              <w:rPr>
+                <w:sz w:val="18"/>
+              </w:rPr>
+              <w:t>DWL</w:t>
+            </w:r>
+          </w:p>
+        </w:tc>
+        <w:tc>
+          <w:tcPr>
+            <w:tcW w:type="dxa" w:w="6803"/>
+          </w:tcPr>
+          <w:p>
+            <w:r/>
+            <w:r>
+              <w:rPr>
+                <w:sz w:val="18"/>
+              </w:rPr>
+              <w:t>Dynamic water level, the water level during pumping</w:t>
+            </w:r>
+          </w:p>
+        </w:tc>
+      </w:tr>
+      <w:tr>
+        <w:tc>
+          <w:tcPr>
+            <w:tcW w:type="dxa" w:w="1984"/>
+          </w:tcPr>
+          <w:p>
+            <w:r/>
+            <w:r>
+              <w:rPr>
+                <w:sz w:val="18"/>
+              </w:rPr>
+              <w:t>T (transmissivity)</w:t>
+            </w:r>
+          </w:p>
+        </w:tc>
+        <w:tc>
+          <w:tcPr>
+            <w:tcW w:type="dxa" w:w="6803"/>
+          </w:tcPr>
+          <w:p>
+            <w:r/>
+            <w:r>
+              <w:rPr>
+                <w:sz w:val="18"/>
+              </w:rPr>
+              <w:t>Aquifer transmissivity (m2/day)</w:t>
+            </w:r>
+          </w:p>
+        </w:tc>
+      </w:tr>
+      <w:tr>
+        <w:tc>
+          <w:tcPr>
+            <w:tcW w:type="dxa" w:w="1984"/>
+          </w:tcPr>
+          <w:p>
+            <w:r/>
+            <w:r>
+              <w:rPr>
+                <w:sz w:val="18"/>
+              </w:rPr>
+              <w:t>S (storativity)</w:t>
+            </w:r>
+          </w:p>
+        </w:tc>
+        <w:tc>
+          <w:tcPr>
+            <w:tcW w:type="dxa" w:w="6803"/>
+          </w:tcPr>
+          <w:p>
+            <w:r/>
+            <w:r>
+              <w:rPr>
+                <w:sz w:val="18"/>
+              </w:rPr>
+              <w:t>Aquifer storage coefficient (dimensionless)</w:t>
+            </w:r>
+          </w:p>
+        </w:tc>
+      </w:tr>
+      <w:tr>
+        <w:tc>
+          <w:tcPr>
+            <w:tcW w:type="dxa" w:w="1984"/>
+          </w:tcPr>
+          <w:p>
+            <w:r/>
+            <w:r>
+              <w:rPr>
+                <w:sz w:val="18"/>
+              </w:rPr>
+              <w:t>m3/h</w:t>
+            </w:r>
+          </w:p>
+        </w:tc>
+        <w:tc>
+          <w:tcPr>
+            <w:tcW w:type="dxa" w:w="6803"/>
+          </w:tcPr>
+          <w:p>
+            <w:r/>
+            <w:r>
+              <w:rPr>
+                <w:sz w:val="18"/>
+              </w:rPr>
+              <w:t>Cubic metres per hour, a discharge or yield rate</w:t>
+            </w:r>
+          </w:p>
+        </w:tc>
+      </w:tr>
+      <w:tr>
+        <w:tc>
+          <w:tcPr>
+            <w:tcW w:type="dxa" w:w="1984"/>
+          </w:tcPr>
+          <w:p>
+            <w:r/>
+            <w:r>
+              <w:rPr>
+                <w:sz w:val="18"/>
+              </w:rPr>
+              <w:t>LSI / RSI</w:t>
+            </w:r>
+          </w:p>
+        </w:tc>
+        <w:tc>
+          <w:tcPr>
+            <w:tcW w:type="dxa" w:w="6803"/>
+          </w:tcPr>
+          <w:p>
+            <w:r/>
+            <w:r>
+              <w:rPr>
+                <w:sz w:val="18"/>
+              </w:rPr>
+              <w:t>Langelier and Ryznar indices of water corrosivity and scaling</w:t>
+            </w:r>
+          </w:p>
+        </w:tc>
+      </w:tr>
+      <w:tr>
+        <w:tc>
+          <w:tcPr>
+            <w:tcW w:type="dxa" w:w="1984"/>
+          </w:tcPr>
+          <w:p>
+            <w:r/>
+            <w:r>
+              <w:rPr>
+                <w:sz w:val="18"/>
+              </w:rPr>
+              <w:t>WQI</w:t>
+            </w:r>
+          </w:p>
+        </w:tc>
+        <w:tc>
+          <w:tcPr>
+            <w:tcW w:type="dxa" w:w="6803"/>
+          </w:tcPr>
+          <w:p>
+            <w:r/>
+            <w:r>
+              <w:rPr>
+                <w:sz w:val="18"/>
+              </w:rPr>
+              <w:t>Water Quality Index, an aggregate 0-based quality score</w:t>
+            </w:r>
+          </w:p>
+        </w:tc>
+      </w:tr>
+      <w:tr>
+        <w:tc>
+          <w:tcPr>
+            <w:tcW w:type="dxa" w:w="1984"/>
+          </w:tcPr>
+          <w:p>
+            <w:r/>
+            <w:r>
+              <w:rPr>
+                <w:sz w:val="18"/>
+              </w:rPr>
+              <w:t>HI</w:t>
+            </w:r>
+          </w:p>
+        </w:tc>
+        <w:tc>
+          <w:tcPr>
+            <w:tcW w:type="dxa" w:w="6803"/>
+          </w:tcPr>
+          <w:p>
+            <w:r/>
+            <w:r>
+              <w:rPr>
+                <w:sz w:val="18"/>
+              </w:rPr>
+              <w:t>Health Hazard Index, the sum of chronic hazard quotients</w:t>
+            </w:r>
+          </w:p>
+        </w:tc>
+      </w:tr>
+      <w:tr>
+        <w:tc>
+          <w:tcPr>
+            <w:tcW w:type="dxa" w:w="1984"/>
+          </w:tcPr>
+          <w:p>
+            <w:r/>
+            <w:r>
+              <w:rPr>
+                <w:sz w:val="18"/>
+              </w:rPr>
+              <w:t>uPVC</w:t>
+            </w:r>
+          </w:p>
+        </w:tc>
+        <w:tc>
+          <w:tcPr>
+            <w:tcW w:type="dxa" w:w="6803"/>
+          </w:tcPr>
+          <w:p>
+            <w:r/>
+            <w:r>
+              <w:rPr>
+                <w:sz w:val="18"/>
+              </w:rPr>
+              <w:t>Unplasticised polyvinyl chloride, the casing and screen material</w:t>
+            </w:r>
+          </w:p>
+        </w:tc>
+      </w:tr>
+      <w:tr>
+        <w:tc>
+          <w:tcPr>
+            <w:tcW w:type="dxa" w:w="1984"/>
+          </w:tcPr>
+          <w:p>
+            <w:r/>
+            <w:r>
+              <w:rPr>
+                <w:sz w:val="18"/>
+              </w:rPr>
+              <w:t>GPS / UTM</w:t>
+            </w:r>
+          </w:p>
+        </w:tc>
+        <w:tc>
+          <w:tcPr>
+            <w:tcW w:type="dxa" w:w="6803"/>
+          </w:tcPr>
+          <w:p>
+            <w:r/>
+            <w:r>
+              <w:rPr>
+                <w:sz w:val="18"/>
+              </w:rPr>
+              <w:t>Satellite positioning and the Universal Transverse Mercator grid</w:t>
+            </w:r>
+          </w:p>
+        </w:tc>
+      </w:tr>
+      <w:tr>
+        <w:tc>
+          <w:tcPr>
+            <w:tcW w:type="dxa" w:w="1984"/>
+          </w:tcPr>
+          <w:p>
+            <w:r/>
+            <w:r>
+              <w:rPr>
+                <w:sz w:val="18"/>
+              </w:rPr>
+              <w:t>WASH</w:t>
+            </w:r>
+          </w:p>
+        </w:tc>
+        <w:tc>
+          <w:tcPr>
+            <w:tcW w:type="dxa" w:w="6803"/>
+          </w:tcPr>
+          <w:p>
+            <w:r/>
+            <w:r>
+              <w:rPr>
+                <w:sz w:val="18"/>
+              </w:rPr>
+              <w:t>Water, sanitation and hygiene</w:t>
+            </w:r>
+          </w:p>
+        </w:tc>
+      </w:tr>
+      <w:tr>
+        <w:tc>
+          <w:tcPr>
+            <w:tcW w:type="dxa" w:w="1984"/>
+          </w:tcPr>
+          <w:p>
+            <w:r/>
+            <w:r>
+              <w:rPr>
+                <w:sz w:val="18"/>
+              </w:rPr>
+              <w:t>RWSN</w:t>
+            </w:r>
+          </w:p>
+        </w:tc>
+        <w:tc>
+          <w:tcPr>
+            <w:tcW w:type="dxa" w:w="6803"/>
+          </w:tcPr>
+          <w:p>
+            <w:r/>
+            <w:r>
+              <w:rPr>
+                <w:sz w:val="18"/>
+              </w:rPr>
+              <w:t>Rural Water Supply Network</w:t>
+            </w:r>
+          </w:p>
+        </w:tc>
+      </w:tr>
+      <w:tr>
+        <w:tc>
+          <w:tcPr>
+            <w:tcW w:type="dxa" w:w="1984"/>
+          </w:tcPr>
+          <w:p>
+            <w:r/>
+            <w:r>
+              <w:rPr>
+                <w:sz w:val="18"/>
+              </w:rPr>
+              <w:t>SALWACO</w:t>
+            </w:r>
+          </w:p>
+        </w:tc>
+        <w:tc>
+          <w:tcPr>
+            <w:tcW w:type="dxa" w:w="6803"/>
+          </w:tcPr>
+          <w:p>
+            <w:r/>
+            <w:r>
+              <w:rPr>
+                <w:sz w:val="18"/>
+              </w:rPr>
+              <w:t>Sierra Leone Water Company</w:t>
+            </w:r>
+          </w:p>
+        </w:tc>
+      </w:tr>
+      <w:tr>
+        <w:tc>
+          <w:tcPr>
+            <w:tcW w:type="dxa" w:w="1984"/>
+          </w:tcPr>
+          <w:p>
+            <w:r/>
+            <w:r>
+              <w:rPr>
+                <w:sz w:val="18"/>
+              </w:rPr>
+              <w:t>WHO</w:t>
+            </w:r>
+          </w:p>
+        </w:tc>
+        <w:tc>
+          <w:tcPr>
+            <w:tcW w:type="dxa" w:w="6803"/>
+          </w:tcPr>
+          <w:p>
+            <w:r/>
+            <w:r>
+              <w:rPr>
+                <w:sz w:val="18"/>
+              </w:rPr>
+              <w:t>World Health Organization</w:t>
+            </w:r>
+          </w:p>
+        </w:tc>
+      </w:tr>
+      <w:tr>
+        <w:tc>
+          <w:tcPr>
+            <w:tcW w:type="dxa" w:w="1984"/>
+          </w:tcPr>
+          <w:p>
+            <w:r/>
+            <w:r>
+              <w:rPr>
+                <w:sz w:val="18"/>
+              </w:rPr>
+              <w:t>SLSB</w:t>
+            </w:r>
+          </w:p>
+        </w:tc>
+        <w:tc>
+          <w:tcPr>
+            <w:tcW w:type="dxa" w:w="6803"/>
+          </w:tcPr>
+          <w:p>
+            <w:r/>
+            <w:r>
+              <w:rPr>
+                <w:sz w:val="18"/>
+              </w:rPr>
+              <w:t>Sierra Leone Standards Bureau</w:t>
+            </w:r>
+          </w:p>
+        </w:tc>
+      </w:tr>
+    </w:tbl>
+    <w:p/>
     <w:p>
       <w:r>
         <w:rPr>

--- a/examples/projects/rokel/reports/Rokel_Geophysical_Survey_Report.docx
+++ b/examples/projects/rokel/reports/Rokel_Geophysical_Survey_Report.docx
@@ -5201,7 +5201,16 @@
         <w:ind w:left="454" w:hanging="454"/>
       </w:pPr>
       <w:r>
-        <w:t>MacDonald, A.M. et al. British Geological Survey, Africa Groundwater Atlas: Hydrogeology of Sierra Leone (OR/21/063). Licensed CC BY-SA 4.0.</w:t>
+        <w:t>British Geological Survey. 2019/2021. Africa Groundwater Atlas Country Hydrogeology Maps. Africa Groundwater Atlas (https://www2.bgs.ac.uk/africagroundwateratlas/index.cfm). Licensed CC BY-SA 4.0.</w:t>
+      </w:r>
+    </w:p>
+    <w:p>
+      <w:pPr>
+        <w:spacing w:after="80"/>
+        <w:ind w:left="454" w:hanging="454"/>
+      </w:pPr>
+      <w:r>
+        <w:t>Ó Dochartaigh, B. (2021). User Guide Version 1.2: Africa Groundwater Atlas Country Hydrogeology Maps. British Geological Survey Open Report OR/21/063.</w:t>
       </w:r>
     </w:p>
     <w:p>
